--- a/Entity_Linking_Report.docx
+++ b/Entity_Linking_Report.docx
@@ -2849,20 +2849,8 @@
                 <w:sz w:val="20"/>
                 <w:szCs w:val="20"/>
               </w:rPr>
-              <w:t xml:space="preserve"> </w:t>
-            </w:r>
-            <w:proofErr w:type="spellStart"/>
-            <w:r>
-              <w:rPr>
-                <w:rFonts w:ascii="Times New Roman" w:hAnsi="Times New Roman" w:cs="Times New Roman"/>
-                <w:b/>
-                <w:bCs/>
-                <w:sz w:val="20"/>
-                <w:szCs w:val="20"/>
-              </w:rPr>
-              <w:t>birth</w:t>
-            </w:r>
-            <w:proofErr w:type="spellEnd"/>
+              <w:t xml:space="preserve"> birth</w:t>
+            </w:r>
           </w:p>
           <w:p>
             <w:pPr>
@@ -4805,15 +4793,7 @@
                 <w:sz w:val="20"/>
                 <w:szCs w:val="20"/>
               </w:rPr>
-              <w:t>Final</w:t>
-            </w:r>
-            <w:r>
-              <w:rPr>
-                <w:rFonts w:ascii="Times New Roman" w:hAnsi="Times New Roman" w:cs="Times New Roman"/>
-                <w:sz w:val="20"/>
-                <w:szCs w:val="20"/>
-              </w:rPr>
-              <w:t xml:space="preserve"> </w:t>
+              <w:t xml:space="preserve">Final </w:t>
             </w:r>
             <w:proofErr w:type="spellStart"/>
             <w:r>
@@ -5618,12 +5598,6 @@
         <w:gridCol w:w="4160"/>
       </w:tblGrid>
       <w:tr>
-        <w:tblPrEx>
-          <w:tblCellMar>
-            <w:top w:w="0" w:type="dxa"/>
-            <w:bottom w:w="0" w:type="dxa"/>
-          </w:tblCellMar>
-        </w:tblPrEx>
         <w:trPr>
           <w:tblHeader/>
         </w:trPr>
@@ -5721,12 +5695,6 @@
         </w:tc>
       </w:tr>
       <w:tr>
-        <w:tblPrEx>
-          <w:tblCellMar>
-            <w:top w:w="0" w:type="dxa"/>
-            <w:bottom w:w="0" w:type="dxa"/>
-          </w:tblCellMar>
-        </w:tblPrEx>
         <w:tc>
           <w:tcPr>
             <w:tcW w:w="2600" w:type="dxa"/>
@@ -5795,12 +5763,6 @@
         </w:tc>
       </w:tr>
       <w:tr>
-        <w:tblPrEx>
-          <w:tblCellMar>
-            <w:top w:w="0" w:type="dxa"/>
-            <w:bottom w:w="0" w:type="dxa"/>
-          </w:tblCellMar>
-        </w:tblPrEx>
         <w:tc>
           <w:tcPr>
             <w:tcW w:w="2600" w:type="dxa"/>
@@ -5856,12 +5818,6 @@
         </w:tc>
       </w:tr>
       <w:tr>
-        <w:tblPrEx>
-          <w:tblCellMar>
-            <w:top w:w="0" w:type="dxa"/>
-            <w:bottom w:w="0" w:type="dxa"/>
-          </w:tblCellMar>
-        </w:tblPrEx>
         <w:tc>
           <w:tcPr>
             <w:tcW w:w="2600" w:type="dxa"/>
@@ -5922,12 +5878,6 @@
         </w:tc>
       </w:tr>
       <w:tr>
-        <w:tblPrEx>
-          <w:tblCellMar>
-            <w:top w:w="0" w:type="dxa"/>
-            <w:bottom w:w="0" w:type="dxa"/>
-          </w:tblCellMar>
-        </w:tblPrEx>
         <w:tc>
           <w:tcPr>
             <w:tcW w:w="2600" w:type="dxa"/>
@@ -5989,12 +5939,6 @@
         </w:tc>
       </w:tr>
       <w:tr>
-        <w:tblPrEx>
-          <w:tblCellMar>
-            <w:top w:w="0" w:type="dxa"/>
-            <w:bottom w:w="0" w:type="dxa"/>
-          </w:tblCellMar>
-        </w:tblPrEx>
         <w:tc>
           <w:tcPr>
             <w:tcW w:w="2600" w:type="dxa"/>
@@ -6058,12 +6002,6 @@
         </w:tc>
       </w:tr>
       <w:tr>
-        <w:tblPrEx>
-          <w:tblCellMar>
-            <w:top w:w="0" w:type="dxa"/>
-            <w:bottom w:w="0" w:type="dxa"/>
-          </w:tblCellMar>
-        </w:tblPrEx>
         <w:tc>
           <w:tcPr>
             <w:tcW w:w="2600" w:type="dxa"/>
@@ -6114,12 +6052,6 @@
         </w:tc>
       </w:tr>
       <w:tr>
-        <w:tblPrEx>
-          <w:tblCellMar>
-            <w:top w:w="0" w:type="dxa"/>
-            <w:bottom w:w="0" w:type="dxa"/>
-          </w:tblCellMar>
-        </w:tblPrEx>
         <w:tc>
           <w:tcPr>
             <w:tcW w:w="2600" w:type="dxa"/>
@@ -6172,12 +6104,6 @@
         </w:tc>
       </w:tr>
       <w:tr>
-        <w:tblPrEx>
-          <w:tblCellMar>
-            <w:top w:w="0" w:type="dxa"/>
-            <w:bottom w:w="0" w:type="dxa"/>
-          </w:tblCellMar>
-        </w:tblPrEx>
         <w:tc>
           <w:tcPr>
             <w:tcW w:w="2600" w:type="dxa"/>
@@ -6241,12 +6167,6 @@
         </w:tc>
       </w:tr>
       <w:tr>
-        <w:tblPrEx>
-          <w:tblCellMar>
-            <w:top w:w="0" w:type="dxa"/>
-            <w:bottom w:w="0" w:type="dxa"/>
-          </w:tblCellMar>
-        </w:tblPrEx>
         <w:tc>
           <w:tcPr>
             <w:tcW w:w="2600" w:type="dxa"/>
@@ -6877,12 +6797,6 @@
         <w:gridCol w:w="5560"/>
       </w:tblGrid>
       <w:tr>
-        <w:tblPrEx>
-          <w:tblCellMar>
-            <w:top w:w="0" w:type="dxa"/>
-            <w:bottom w:w="0" w:type="dxa"/>
-          </w:tblCellMar>
-        </w:tblPrEx>
         <w:trPr>
           <w:tblHeader/>
         </w:trPr>
@@ -6956,12 +6870,6 @@
         </w:tc>
       </w:tr>
       <w:tr>
-        <w:tblPrEx>
-          <w:tblCellMar>
-            <w:top w:w="0" w:type="dxa"/>
-            <w:bottom w:w="0" w:type="dxa"/>
-          </w:tblCellMar>
-        </w:tblPrEx>
         <w:tc>
           <w:tcPr>
             <w:tcW w:w="2400" w:type="dxa"/>
@@ -7039,12 +6947,6 @@
         </w:tc>
       </w:tr>
       <w:tr>
-        <w:tblPrEx>
-          <w:tblCellMar>
-            <w:top w:w="0" w:type="dxa"/>
-            <w:bottom w:w="0" w:type="dxa"/>
-          </w:tblCellMar>
-        </w:tblPrEx>
         <w:tc>
           <w:tcPr>
             <w:tcW w:w="2400" w:type="dxa"/>
@@ -7127,12 +7029,6 @@
         </w:tc>
       </w:tr>
       <w:tr>
-        <w:tblPrEx>
-          <w:tblCellMar>
-            <w:top w:w="0" w:type="dxa"/>
-            <w:bottom w:w="0" w:type="dxa"/>
-          </w:tblCellMar>
-        </w:tblPrEx>
         <w:tc>
           <w:tcPr>
             <w:tcW w:w="2400" w:type="dxa"/>
@@ -7199,12 +7095,6 @@
         </w:tc>
       </w:tr>
       <w:tr>
-        <w:tblPrEx>
-          <w:tblCellMar>
-            <w:top w:w="0" w:type="dxa"/>
-            <w:bottom w:w="0" w:type="dxa"/>
-          </w:tblCellMar>
-        </w:tblPrEx>
         <w:tc>
           <w:tcPr>
             <w:tcW w:w="2400" w:type="dxa"/>
@@ -7284,12 +7174,6 @@
         </w:tc>
       </w:tr>
       <w:tr>
-        <w:tblPrEx>
-          <w:tblCellMar>
-            <w:top w:w="0" w:type="dxa"/>
-            <w:bottom w:w="0" w:type="dxa"/>
-          </w:tblCellMar>
-        </w:tblPrEx>
         <w:tc>
           <w:tcPr>
             <w:tcW w:w="2400" w:type="dxa"/>
@@ -7410,12 +7294,6 @@
         </w:tc>
       </w:tr>
       <w:tr>
-        <w:tblPrEx>
-          <w:tblCellMar>
-            <w:top w:w="0" w:type="dxa"/>
-            <w:bottom w:w="0" w:type="dxa"/>
-          </w:tblCellMar>
-        </w:tblPrEx>
         <w:tc>
           <w:tcPr>
             <w:tcW w:w="2400" w:type="dxa"/>
@@ -7483,48 +7361,42 @@
         </w:rPr>
       </w:pPr>
       <w:r>
+        <w:rPr>
+          <w:lang w:val="en-US"/>
+        </w:rPr>
         <w:t xml:space="preserve">Tab. </w:t>
       </w:r>
-      <w:fldSimple w:instr=" SEQ Tab. \* ARABIC ">
-        <w:r>
-          <w:rPr>
-            <w:noProof/>
-          </w:rPr>
-          <w:t>3</w:t>
-        </w:r>
-      </w:fldSimple>
-      <w:r>
-        <w:t xml:space="preserve"> </w:t>
-      </w:r>
-      <w:proofErr w:type="spellStart"/>
-      <w:r>
-        <w:t>Models</w:t>
-      </w:r>
-      <w:proofErr w:type="spellEnd"/>
-      <w:r>
-        <w:t xml:space="preserve"> </w:t>
-      </w:r>
-      <w:proofErr w:type="spellStart"/>
-      <w:r>
-        <w:t>taken</w:t>
-      </w:r>
-      <w:proofErr w:type="spellEnd"/>
-      <w:r>
-        <w:t xml:space="preserve"> </w:t>
-      </w:r>
-      <w:proofErr w:type="spellStart"/>
-      <w:r>
-        <w:t>into</w:t>
-      </w:r>
-      <w:proofErr w:type="spellEnd"/>
-      <w:r>
-        <w:t xml:space="preserve"> </w:t>
-      </w:r>
-      <w:proofErr w:type="spellStart"/>
-      <w:r>
-        <w:t>consideration</w:t>
-      </w:r>
-      <w:proofErr w:type="spellEnd"/>
+      <w:r>
+        <w:fldChar w:fldCharType="begin"/>
+      </w:r>
+      <w:r>
+        <w:rPr>
+          <w:lang w:val="en-US"/>
+        </w:rPr>
+        <w:instrText xml:space="preserve"> SEQ Tab. \* ARABIC </w:instrText>
+      </w:r>
+      <w:r>
+        <w:fldChar w:fldCharType="separate"/>
+      </w:r>
+      <w:r>
+        <w:rPr>
+          <w:noProof/>
+          <w:lang w:val="en-US"/>
+        </w:rPr>
+        <w:t>3</w:t>
+      </w:r>
+      <w:r>
+        <w:rPr>
+          <w:noProof/>
+        </w:rPr>
+        <w:fldChar w:fldCharType="end"/>
+      </w:r>
+      <w:r>
+        <w:rPr>
+          <w:lang w:val="en-US"/>
+        </w:rPr>
+        <w:t xml:space="preserve"> Models taken into consideration</w:t>
+      </w:r>
     </w:p>
     <w:p>
       <w:pPr>
@@ -7582,35 +7454,55 @@
         <w:rPr>
           <w:lang w:val="en-US"/>
         </w:rPr>
-        <w:t xml:space="preserve">The pipeline is implemented in two Jupyter notebooks: </w:t>
-      </w:r>
-      <w:proofErr w:type="spellStart"/>
-      <w:r>
-        <w:rPr>
-          <w:lang w:val="en-US"/>
-        </w:rPr>
-        <w:t>LabellingProcess.ipynb</w:t>
-      </w:r>
-      <w:proofErr w:type="spellEnd"/>
-      <w:r>
-        <w:rPr>
-          <w:lang w:val="en-US"/>
-        </w:rPr>
-        <w:t xml:space="preserve">, which builds the labelled dataset from raw records, and </w:t>
-      </w:r>
-      <w:proofErr w:type="spellStart"/>
-      <w:r>
-        <w:rPr>
-          <w:lang w:val="en-US"/>
-        </w:rPr>
-        <w:t>Evaluation.ipynb</w:t>
-      </w:r>
-      <w:proofErr w:type="spellEnd"/>
-      <w:r>
-        <w:rPr>
-          <w:lang w:val="en-US"/>
-        </w:rPr>
-        <w:t>, which trains and evaluates the models. Each stage is a documented function that reads the output of the previous stage and writes an intermediate file, so the whole process is incremental and reproducible.</w:t>
+        <w:t>The pipeline is implemented in t</w:t>
+      </w:r>
+      <w:r>
+        <w:rPr>
+          <w:lang w:val="en-US"/>
+        </w:rPr>
+        <w:t>hree python modules</w:t>
+      </w:r>
+      <w:r>
+        <w:rPr>
+          <w:lang w:val="en-US"/>
+        </w:rPr>
+        <w:t xml:space="preserve">: </w:t>
+      </w:r>
+      <w:r>
+        <w:rPr>
+          <w:lang w:val="en-US"/>
+        </w:rPr>
+        <w:t>l</w:t>
+      </w:r>
+      <w:r>
+        <w:rPr>
+          <w:lang w:val="en-US"/>
+        </w:rPr>
+        <w:t>abelling</w:t>
+      </w:r>
+      <w:r>
+        <w:rPr>
+          <w:lang w:val="en-US"/>
+        </w:rPr>
+        <w:t>p</w:t>
+      </w:r>
+      <w:r>
+        <w:rPr>
+          <w:lang w:val="en-US"/>
+        </w:rPr>
+        <w:t xml:space="preserve">rocess.py, which builds the labelled dataset from raw records, and </w:t>
+      </w:r>
+      <w:r>
+        <w:rPr>
+          <w:lang w:val="en-US"/>
+        </w:rPr>
+        <w:t>e</w:t>
+      </w:r>
+      <w:r>
+        <w:rPr>
+          <w:lang w:val="en-US"/>
+        </w:rPr>
+        <w:t>valuation.py, which trains and evaluates the models. Each stage is a documented function that reads the output of the previous stage and writes an intermediate file, so the whole process is incremental and reproducible.</w:t>
       </w:r>
     </w:p>
     <w:p>
@@ -7660,12 +7552,6 @@
         <w:gridCol w:w="2960"/>
       </w:tblGrid>
       <w:tr>
-        <w:tblPrEx>
-          <w:tblCellMar>
-            <w:top w:w="0" w:type="dxa"/>
-            <w:bottom w:w="0" w:type="dxa"/>
-          </w:tblCellMar>
-        </w:tblPrEx>
         <w:trPr>
           <w:tblHeader/>
         </w:trPr>
@@ -7757,12 +7643,6 @@
         </w:tc>
       </w:tr>
       <w:tr>
-        <w:tblPrEx>
-          <w:tblCellMar>
-            <w:top w:w="0" w:type="dxa"/>
-            <w:bottom w:w="0" w:type="dxa"/>
-          </w:tblCellMar>
-        </w:tblPrEx>
         <w:tc>
           <w:tcPr>
             <w:tcW w:w="2100" w:type="dxa"/>
@@ -7810,6 +7690,9 @@
             </w:tcMar>
           </w:tcPr>
           <w:p>
+            <w:pPr>
+              <w:jc w:val="right"/>
+            </w:pPr>
             <w:r>
               <w:t>152,589</w:t>
             </w:r>
@@ -7855,12 +7738,6 @@
         </w:tc>
       </w:tr>
       <w:tr>
-        <w:tblPrEx>
-          <w:tblCellMar>
-            <w:top w:w="0" w:type="dxa"/>
-            <w:bottom w:w="0" w:type="dxa"/>
-          </w:tblCellMar>
-        </w:tblPrEx>
         <w:tc>
           <w:tcPr>
             <w:tcW w:w="2100" w:type="dxa"/>
@@ -7908,6 +7785,9 @@
             </w:tcMar>
           </w:tcPr>
           <w:p>
+            <w:pPr>
+              <w:jc w:val="right"/>
+            </w:pPr>
             <w:r>
               <w:t>6,042</w:t>
             </w:r>
@@ -7947,12 +7827,6 @@
         </w:tc>
       </w:tr>
       <w:tr>
-        <w:tblPrEx>
-          <w:tblCellMar>
-            <w:top w:w="0" w:type="dxa"/>
-            <w:bottom w:w="0" w:type="dxa"/>
-          </w:tblCellMar>
-        </w:tblPrEx>
         <w:tc>
           <w:tcPr>
             <w:tcW w:w="2100" w:type="dxa"/>
@@ -7996,6 +7870,9 @@
             </w:tcMar>
           </w:tcPr>
           <w:p>
+            <w:pPr>
+              <w:jc w:val="right"/>
+            </w:pPr>
             <w:r>
               <w:t>11,369</w:t>
             </w:r>
@@ -8049,12 +7926,6 @@
         </w:tc>
       </w:tr>
       <w:tr>
-        <w:tblPrEx>
-          <w:tblCellMar>
-            <w:top w:w="0" w:type="dxa"/>
-            <w:bottom w:w="0" w:type="dxa"/>
-          </w:tblCellMar>
-        </w:tblPrEx>
         <w:tc>
           <w:tcPr>
             <w:tcW w:w="2100" w:type="dxa"/>
@@ -8098,6 +7969,9 @@
             </w:tcMar>
           </w:tcPr>
           <w:p>
+            <w:pPr>
+              <w:jc w:val="right"/>
+            </w:pPr>
             <w:r>
               <w:t>5,465</w:t>
             </w:r>
@@ -8129,12 +8003,6 @@
         </w:tc>
       </w:tr>
       <w:tr>
-        <w:tblPrEx>
-          <w:tblCellMar>
-            <w:top w:w="0" w:type="dxa"/>
-            <w:bottom w:w="0" w:type="dxa"/>
-          </w:tblCellMar>
-        </w:tblPrEx>
         <w:tc>
           <w:tcPr>
             <w:tcW w:w="2100" w:type="dxa"/>
@@ -8178,6 +8046,9 @@
             </w:tcMar>
           </w:tcPr>
           <w:p>
+            <w:pPr>
+              <w:jc w:val="right"/>
+            </w:pPr>
             <w:r>
               <w:t>5,465</w:t>
             </w:r>
@@ -8209,12 +8080,6 @@
         </w:tc>
       </w:tr>
       <w:tr>
-        <w:tblPrEx>
-          <w:tblCellMar>
-            <w:top w:w="0" w:type="dxa"/>
-            <w:bottom w:w="0" w:type="dxa"/>
-          </w:tblCellMar>
-        </w:tblPrEx>
         <w:tc>
           <w:tcPr>
             <w:tcW w:w="2100" w:type="dxa"/>
@@ -8258,6 +8123,9 @@
             </w:tcMar>
           </w:tcPr>
           <w:p>
+            <w:pPr>
+              <w:jc w:val="right"/>
+            </w:pPr>
             <w:r>
               <w:t>5,465 / 132</w:t>
             </w:r>
@@ -8424,7 +8292,6 @@
         <w:rPr>
           <w:lang w:val="en-US"/>
         </w:rPr>
-        <w:lastRenderedPageBreak/>
         <w:t>4.2 Model implementations</w:t>
       </w:r>
     </w:p>
@@ -8440,6 +8307,7 @@
         <w:rPr>
           <w:lang w:val="en-US"/>
         </w:rPr>
+        <w:lastRenderedPageBreak/>
         <w:t xml:space="preserve">The four models are implemented in </w:t>
       </w:r>
       <w:proofErr w:type="spellStart"/>
@@ -9052,12 +8920,6 @@
         <w:gridCol w:w="1560"/>
       </w:tblGrid>
       <w:tr>
-        <w:tblPrEx>
-          <w:tblCellMar>
-            <w:top w:w="0" w:type="dxa"/>
-            <w:bottom w:w="0" w:type="dxa"/>
-          </w:tblCellMar>
-        </w:tblPrEx>
         <w:trPr>
           <w:tblHeader/>
         </w:trPr>
@@ -9174,12 +9036,6 @@
         </w:tc>
       </w:tr>
       <w:tr>
-        <w:tblPrEx>
-          <w:tblCellMar>
-            <w:top w:w="0" w:type="dxa"/>
-            <w:bottom w:w="0" w:type="dxa"/>
-          </w:tblCellMar>
-        </w:tblPrEx>
         <w:tc>
           <w:tcPr>
             <w:tcW w:w="2760" w:type="dxa"/>
@@ -9191,9 +9047,6 @@
             </w:tcMar>
           </w:tcPr>
           <w:p>
-            <w:pPr>
-              <w:jc w:val="center"/>
-            </w:pPr>
             <w:proofErr w:type="spellStart"/>
             <w:r>
               <w:t>Heuristic</w:t>
@@ -9287,12 +9140,6 @@
         </w:tc>
       </w:tr>
       <w:tr>
-        <w:tblPrEx>
-          <w:tblCellMar>
-            <w:top w:w="0" w:type="dxa"/>
-            <w:bottom w:w="0" w:type="dxa"/>
-          </w:tblCellMar>
-        </w:tblPrEx>
         <w:tc>
           <w:tcPr>
             <w:tcW w:w="2760" w:type="dxa"/>
@@ -9304,9 +9151,6 @@
             </w:tcMar>
           </w:tcPr>
           <w:p>
-            <w:pPr>
-              <w:jc w:val="center"/>
-            </w:pPr>
             <w:proofErr w:type="spellStart"/>
             <w:r>
               <w:t>Heuristic</w:t>
@@ -9395,12 +9239,6 @@
         </w:tc>
       </w:tr>
       <w:tr>
-        <w:tblPrEx>
-          <w:tblCellMar>
-            <w:top w:w="0" w:type="dxa"/>
-            <w:bottom w:w="0" w:type="dxa"/>
-          </w:tblCellMar>
-        </w:tblPrEx>
         <w:tc>
           <w:tcPr>
             <w:tcW w:w="2760" w:type="dxa"/>
@@ -9412,9 +9250,6 @@
             </w:tcMar>
           </w:tcPr>
           <w:p>
-            <w:pPr>
-              <w:jc w:val="center"/>
-            </w:pPr>
             <w:proofErr w:type="spellStart"/>
             <w:r>
               <w:t>Logistic</w:t>
@@ -9508,12 +9343,6 @@
         </w:tc>
       </w:tr>
       <w:tr>
-        <w:tblPrEx>
-          <w:tblCellMar>
-            <w:top w:w="0" w:type="dxa"/>
-            <w:bottom w:w="0" w:type="dxa"/>
-          </w:tblCellMar>
-        </w:tblPrEx>
         <w:tc>
           <w:tcPr>
             <w:tcW w:w="2760" w:type="dxa"/>
@@ -9525,9 +9354,6 @@
             </w:tcMar>
           </w:tcPr>
           <w:p>
-            <w:pPr>
-              <w:jc w:val="center"/>
-            </w:pPr>
             <w:proofErr w:type="spellStart"/>
             <w:r>
               <w:t>Logistic</w:t>
@@ -9616,12 +9442,6 @@
         </w:tc>
       </w:tr>
       <w:tr>
-        <w:tblPrEx>
-          <w:tblCellMar>
-            <w:top w:w="0" w:type="dxa"/>
-            <w:bottom w:w="0" w:type="dxa"/>
-          </w:tblCellMar>
-        </w:tblPrEx>
         <w:tc>
           <w:tcPr>
             <w:tcW w:w="2760" w:type="dxa"/>
@@ -9633,9 +9453,6 @@
             </w:tcMar>
           </w:tcPr>
           <w:p>
-            <w:pPr>
-              <w:jc w:val="center"/>
-            </w:pPr>
             <w:r>
               <w:t xml:space="preserve">Random Forest — </w:t>
             </w:r>
@@ -9724,12 +9541,6 @@
         </w:tc>
       </w:tr>
       <w:tr>
-        <w:tblPrEx>
-          <w:tblCellMar>
-            <w:top w:w="0" w:type="dxa"/>
-            <w:bottom w:w="0" w:type="dxa"/>
-          </w:tblCellMar>
-        </w:tblPrEx>
         <w:tc>
           <w:tcPr>
             <w:tcW w:w="2760" w:type="dxa"/>
@@ -9741,9 +9552,6 @@
             </w:tcMar>
           </w:tcPr>
           <w:p>
-            <w:pPr>
-              <w:jc w:val="center"/>
-            </w:pPr>
             <w:r>
               <w:t>Random Forest — test</w:t>
             </w:r>
@@ -9827,12 +9635,6 @@
         </w:tc>
       </w:tr>
       <w:tr>
-        <w:tblPrEx>
-          <w:tblCellMar>
-            <w:top w:w="0" w:type="dxa"/>
-            <w:bottom w:w="0" w:type="dxa"/>
-          </w:tblCellMar>
-        </w:tblPrEx>
         <w:tc>
           <w:tcPr>
             <w:tcW w:w="2760" w:type="dxa"/>
@@ -9844,9 +9646,6 @@
             </w:tcMar>
           </w:tcPr>
           <w:p>
-            <w:pPr>
-              <w:jc w:val="center"/>
-            </w:pPr>
             <w:proofErr w:type="spellStart"/>
             <w:r>
               <w:t>Gradient</w:t>
@@ -9948,12 +9747,6 @@
         </w:tc>
       </w:tr>
       <w:tr>
-        <w:tblPrEx>
-          <w:tblCellMar>
-            <w:top w:w="0" w:type="dxa"/>
-            <w:bottom w:w="0" w:type="dxa"/>
-          </w:tblCellMar>
-        </w:tblPrEx>
         <w:tc>
           <w:tcPr>
             <w:tcW w:w="2760" w:type="dxa"/>
@@ -9965,9 +9758,6 @@
             </w:tcMar>
           </w:tcPr>
           <w:p>
-            <w:pPr>
-              <w:jc w:val="center"/>
-            </w:pPr>
             <w:proofErr w:type="spellStart"/>
             <w:r>
               <w:t>Gradient</w:t>
@@ -10130,14 +9920,14 @@
         <w:rPr>
           <w:lang w:val="en-US"/>
         </w:rPr>
-        <w:t xml:space="preserve">, misclassifying a single case on the labelling set and classifying every test case correctly (F1 = 1.0). Logistic Regression is the weakest of the four. Notably, the Random Forest reproduces the </w:t>
+        <w:t xml:space="preserve">, misclassifying a single case on the labelling set and classifying every test case correctly (F1 = 1.0). Logistic Regression is the weakest of the four. Notably, the Random Forest reproduces the heuristic's results exactly — the same cases are misclassified — indicating that its decision trees largely replicate the </w:t>
       </w:r>
       <w:r>
         <w:rPr>
           <w:lang w:val="en-US"/>
         </w:rPr>
         <w:lastRenderedPageBreak/>
-        <w:t>heuristic's results exactly — the same cases are misclassified — indicating that its decision trees largely replicate the logical heuristic rule. All models except Logistic Regression achieve 100% precision, consistent with the precision-first design goal.</w:t>
+        <w:t>logical heuristic rule. All models except Logistic Regression achieve 100% precision, consistent with the precision-first design goal.</w:t>
       </w:r>
       <w:r>
         <w:rPr>

--- a/Entity_Linking_Report.docx
+++ b/Entity_Linking_Report.docx
@@ -2849,8 +2849,20 @@
                 <w:sz w:val="20"/>
                 <w:szCs w:val="20"/>
               </w:rPr>
-              <w:t xml:space="preserve"> birth</w:t>
-            </w:r>
+              <w:t xml:space="preserve"> </w:t>
+            </w:r>
+            <w:proofErr w:type="spellStart"/>
+            <w:r>
+              <w:rPr>
+                <w:rFonts w:ascii="Times New Roman" w:hAnsi="Times New Roman" w:cs="Times New Roman"/>
+                <w:b/>
+                <w:bCs/>
+                <w:sz w:val="20"/>
+                <w:szCs w:val="20"/>
+              </w:rPr>
+              <w:t>birth</w:t>
+            </w:r>
+            <w:proofErr w:type="spellEnd"/>
           </w:p>
           <w:p>
             <w:pPr>
@@ -7460,7 +7472,13 @@
         <w:rPr>
           <w:lang w:val="en-US"/>
         </w:rPr>
-        <w:t>hree python modules</w:t>
+        <w:t>wo</w:t>
+      </w:r>
+      <w:r>
+        <w:rPr>
+          <w:lang w:val="en-US"/>
+        </w:rPr>
+        <w:t xml:space="preserve"> python modules</w:t>
       </w:r>
       <w:r>
         <w:rPr>
@@ -7470,39 +7488,75 @@
       </w:r>
       <w:r>
         <w:rPr>
+          <w:i/>
+          <w:iCs/>
           <w:lang w:val="en-US"/>
         </w:rPr>
         <w:t>l</w:t>
       </w:r>
       <w:r>
         <w:rPr>
+          <w:i/>
+          <w:iCs/>
           <w:lang w:val="en-US"/>
         </w:rPr>
         <w:t>abelling</w:t>
       </w:r>
       <w:r>
         <w:rPr>
+          <w:i/>
+          <w:iCs/>
           <w:lang w:val="en-US"/>
         </w:rPr>
         <w:t>p</w:t>
       </w:r>
       <w:r>
         <w:rPr>
-          <w:lang w:val="en-US"/>
-        </w:rPr>
-        <w:t xml:space="preserve">rocess.py, which builds the labelled dataset from raw records, and </w:t>
-      </w:r>
-      <w:r>
-        <w:rPr>
+          <w:i/>
+          <w:iCs/>
+          <w:lang w:val="en-US"/>
+        </w:rPr>
+        <w:t>rocess.py</w:t>
+      </w:r>
+      <w:r>
+        <w:rPr>
+          <w:lang w:val="en-US"/>
+        </w:rPr>
+        <w:t>, which builds the labelled dataset from raw records</w:t>
+      </w:r>
+      <w:r>
+        <w:rPr>
+          <w:lang w:val="en-US"/>
+        </w:rPr>
+        <w:t xml:space="preserve"> and include production code</w:t>
+      </w:r>
+      <w:r>
+        <w:rPr>
+          <w:lang w:val="en-US"/>
+        </w:rPr>
+        <w:t xml:space="preserve">, and </w:t>
+      </w:r>
+      <w:r>
+        <w:rPr>
+          <w:i/>
+          <w:iCs/>
           <w:lang w:val="en-US"/>
         </w:rPr>
         <w:t>e</w:t>
       </w:r>
       <w:r>
         <w:rPr>
-          <w:lang w:val="en-US"/>
-        </w:rPr>
-        <w:t>valuation.py, which trains and evaluates the models. Each stage is a documented function that reads the output of the previous stage and writes an intermediate file, so the whole process is incremental and reproducible.</w:t>
+          <w:i/>
+          <w:iCs/>
+          <w:lang w:val="en-US"/>
+        </w:rPr>
+        <w:t>valuation.py</w:t>
+      </w:r>
+      <w:r>
+        <w:rPr>
+          <w:lang w:val="en-US"/>
+        </w:rPr>
+        <w:t>, which trains and evaluates the models. Each stage is a documented function that reads the output of the previous stage and writes an intermediate file, so the whole process is incremental and reproducible.</w:t>
       </w:r>
     </w:p>
     <w:p>
@@ -8212,7 +8266,7 @@
         <w:rPr>
           <w:lang w:val="en-US"/>
         </w:rPr>
-        <w:t xml:space="preserve">The candidate-generation stage (step1b) produced 11,369 candidate rows for the 6,042 labelling persons: </w:t>
+        <w:t xml:space="preserve">The candidate-generation stage (step1b) produced </w:t>
       </w:r>
       <w:r>
         <w:rPr>
@@ -8220,13 +8274,55 @@
           <w:bCs/>
           <w:lang w:val="en-US"/>
         </w:rPr>
+        <w:t>11,369</w:t>
+      </w:r>
+      <w:r>
+        <w:rPr>
+          <w:lang w:val="en-US"/>
+        </w:rPr>
+        <w:t xml:space="preserve"> candidate rows for the </w:t>
+      </w:r>
+      <w:r>
+        <w:rPr>
+          <w:b/>
+          <w:bCs/>
+          <w:lang w:val="en-US"/>
+        </w:rPr>
+        <w:t>6,042</w:t>
+      </w:r>
+      <w:r>
+        <w:rPr>
+          <w:lang w:val="en-US"/>
+        </w:rPr>
+        <w:t xml:space="preserve"> labelling persons: </w:t>
+      </w:r>
+      <w:r>
+        <w:rPr>
+          <w:b/>
+          <w:bCs/>
+          <w:lang w:val="en-US"/>
+        </w:rPr>
         <w:t>4,611 persons returned no results</w:t>
       </w:r>
       <w:r>
         <w:rPr>
           <w:lang w:val="en-US"/>
         </w:rPr>
-        <w:t xml:space="preserve"> and were assigned to the not-linked category, while the remaining 1,431 persons produced 3.82 </w:t>
+        <w:t xml:space="preserve"> and were assigned to the not-linked category, while the remaining </w:t>
+      </w:r>
+      <w:r>
+        <w:rPr>
+          <w:b/>
+          <w:bCs/>
+          <w:lang w:val="en-US"/>
+        </w:rPr>
+        <w:t>1,431</w:t>
+      </w:r>
+      <w:r>
+        <w:rPr>
+          <w:lang w:val="en-US"/>
+        </w:rPr>
+        <w:t xml:space="preserve"> persons produced 3.82 </w:t>
       </w:r>
       <w:proofErr w:type="spellStart"/>
       <w:r>
@@ -8240,7 +8336,21 @@
         <w:rPr>
           <w:lang w:val="en-US"/>
         </w:rPr>
-        <w:t xml:space="preserve"> candidates each on average, giving 5,465 (CPC, </w:t>
+        <w:t xml:space="preserve"> candidates each on average, giving </w:t>
+      </w:r>
+      <w:r>
+        <w:rPr>
+          <w:b/>
+          <w:bCs/>
+          <w:lang w:val="en-US"/>
+        </w:rPr>
+        <w:t>5,465</w:t>
+      </w:r>
+      <w:r>
+        <w:rPr>
+          <w:lang w:val="en-US"/>
+        </w:rPr>
+        <w:t xml:space="preserve"> (CPC, </w:t>
       </w:r>
       <w:proofErr w:type="spellStart"/>
       <w:r>
@@ -8292,6 +8402,7 @@
         <w:rPr>
           <w:lang w:val="en-US"/>
         </w:rPr>
+        <w:lastRenderedPageBreak/>
         <w:t>4.2 Model implementations</w:t>
       </w:r>
     </w:p>
@@ -8307,17 +8418,16 @@
         <w:rPr>
           <w:lang w:val="en-US"/>
         </w:rPr>
-        <w:lastRenderedPageBreak/>
         <w:t xml:space="preserve">The four models are implemented in </w:t>
       </w:r>
-      <w:proofErr w:type="spellStart"/>
-      <w:r>
-        <w:rPr>
-          <w:lang w:val="en-US"/>
-        </w:rPr>
-        <w:t>Evaluation.ipynb</w:t>
-      </w:r>
-      <w:proofErr w:type="spellEnd"/>
+      <w:r>
+        <w:rPr>
+          <w:i/>
+          <w:iCs/>
+          <w:lang w:val="en-US"/>
+        </w:rPr>
+        <w:t>evaluation.py</w:t>
+      </w:r>
       <w:r>
         <w:rPr>
           <w:lang w:val="en-US"/>
@@ -8804,7 +8914,13 @@
         <w:rPr>
           <w:lang w:val="en-US"/>
         </w:rPr>
-        <w:t xml:space="preserve">. From a value of </w:t>
+        <w:t>, as can be seen in Fig.1</w:t>
+      </w:r>
+      <w:r>
+        <w:rPr>
+          <w:lang w:val="en-US"/>
+        </w:rPr>
+        <w:t xml:space="preserve"> From a value of </w:t>
       </w:r>
       <w:r>
         <w:rPr>
@@ -9039,6 +9155,9 @@
         <w:tc>
           <w:tcPr>
             <w:tcW w:w="2760" w:type="dxa"/>
+            <w:tcBorders>
+              <w:bottom w:val="single" w:sz="4" w:space="0" w:color="auto"/>
+            </w:tcBorders>
             <w:tcMar>
               <w:top w:w="40" w:type="dxa"/>
               <w:left w:w="80" w:type="dxa"/>
@@ -9065,6 +9184,9 @@
         <w:tc>
           <w:tcPr>
             <w:tcW w:w="1560" w:type="dxa"/>
+            <w:tcBorders>
+              <w:bottom w:val="single" w:sz="4" w:space="0" w:color="auto"/>
+            </w:tcBorders>
             <w:tcMar>
               <w:top w:w="40" w:type="dxa"/>
               <w:left w:w="80" w:type="dxa"/>
@@ -9084,6 +9206,9 @@
         <w:tc>
           <w:tcPr>
             <w:tcW w:w="1560" w:type="dxa"/>
+            <w:tcBorders>
+              <w:bottom w:val="single" w:sz="4" w:space="0" w:color="auto"/>
+            </w:tcBorders>
             <w:tcMar>
               <w:top w:w="40" w:type="dxa"/>
               <w:left w:w="80" w:type="dxa"/>
@@ -9103,6 +9228,9 @@
         <w:tc>
           <w:tcPr>
             <w:tcW w:w="1560" w:type="dxa"/>
+            <w:tcBorders>
+              <w:bottom w:val="single" w:sz="4" w:space="0" w:color="auto"/>
+            </w:tcBorders>
             <w:tcMar>
               <w:top w:w="40" w:type="dxa"/>
               <w:left w:w="80" w:type="dxa"/>
@@ -9122,6 +9250,9 @@
         <w:tc>
           <w:tcPr>
             <w:tcW w:w="1560" w:type="dxa"/>
+            <w:tcBorders>
+              <w:bottom w:val="single" w:sz="4" w:space="0" w:color="auto"/>
+            </w:tcBorders>
             <w:tcMar>
               <w:top w:w="40" w:type="dxa"/>
               <w:left w:w="80" w:type="dxa"/>
@@ -9143,6 +9274,9 @@
         <w:tc>
           <w:tcPr>
             <w:tcW w:w="2760" w:type="dxa"/>
+            <w:tcBorders>
+              <w:bottom w:val="single" w:sz="12" w:space="0" w:color="auto"/>
+            </w:tcBorders>
             <w:tcMar>
               <w:top w:w="40" w:type="dxa"/>
               <w:left w:w="80" w:type="dxa"/>
@@ -9164,6 +9298,9 @@
         <w:tc>
           <w:tcPr>
             <w:tcW w:w="1560" w:type="dxa"/>
+            <w:tcBorders>
+              <w:bottom w:val="single" w:sz="12" w:space="0" w:color="auto"/>
+            </w:tcBorders>
             <w:tcMar>
               <w:top w:w="40" w:type="dxa"/>
               <w:left w:w="80" w:type="dxa"/>
@@ -9183,6 +9320,9 @@
         <w:tc>
           <w:tcPr>
             <w:tcW w:w="1560" w:type="dxa"/>
+            <w:tcBorders>
+              <w:bottom w:val="single" w:sz="12" w:space="0" w:color="auto"/>
+            </w:tcBorders>
             <w:tcMar>
               <w:top w:w="40" w:type="dxa"/>
               <w:left w:w="80" w:type="dxa"/>
@@ -9202,6 +9342,9 @@
         <w:tc>
           <w:tcPr>
             <w:tcW w:w="1560" w:type="dxa"/>
+            <w:tcBorders>
+              <w:bottom w:val="single" w:sz="12" w:space="0" w:color="auto"/>
+            </w:tcBorders>
             <w:tcMar>
               <w:top w:w="40" w:type="dxa"/>
               <w:left w:w="80" w:type="dxa"/>
@@ -9221,6 +9364,9 @@
         <w:tc>
           <w:tcPr>
             <w:tcW w:w="1560" w:type="dxa"/>
+            <w:tcBorders>
+              <w:bottom w:val="single" w:sz="12" w:space="0" w:color="auto"/>
+            </w:tcBorders>
             <w:tcMar>
               <w:top w:w="40" w:type="dxa"/>
               <w:left w:w="80" w:type="dxa"/>
@@ -9242,6 +9388,10 @@
         <w:tc>
           <w:tcPr>
             <w:tcW w:w="2760" w:type="dxa"/>
+            <w:tcBorders>
+              <w:top w:val="single" w:sz="12" w:space="0" w:color="auto"/>
+              <w:bottom w:val="single" w:sz="4" w:space="0" w:color="auto"/>
+            </w:tcBorders>
             <w:tcMar>
               <w:top w:w="40" w:type="dxa"/>
               <w:left w:w="80" w:type="dxa"/>
@@ -9268,6 +9418,10 @@
         <w:tc>
           <w:tcPr>
             <w:tcW w:w="1560" w:type="dxa"/>
+            <w:tcBorders>
+              <w:top w:val="single" w:sz="12" w:space="0" w:color="auto"/>
+              <w:bottom w:val="single" w:sz="4" w:space="0" w:color="auto"/>
+            </w:tcBorders>
             <w:tcMar>
               <w:top w:w="40" w:type="dxa"/>
               <w:left w:w="80" w:type="dxa"/>
@@ -9287,6 +9441,10 @@
         <w:tc>
           <w:tcPr>
             <w:tcW w:w="1560" w:type="dxa"/>
+            <w:tcBorders>
+              <w:top w:val="single" w:sz="12" w:space="0" w:color="auto"/>
+              <w:bottom w:val="single" w:sz="4" w:space="0" w:color="auto"/>
+            </w:tcBorders>
             <w:tcMar>
               <w:top w:w="40" w:type="dxa"/>
               <w:left w:w="80" w:type="dxa"/>
@@ -9306,6 +9464,10 @@
         <w:tc>
           <w:tcPr>
             <w:tcW w:w="1560" w:type="dxa"/>
+            <w:tcBorders>
+              <w:top w:val="single" w:sz="12" w:space="0" w:color="auto"/>
+              <w:bottom w:val="single" w:sz="4" w:space="0" w:color="auto"/>
+            </w:tcBorders>
             <w:tcMar>
               <w:top w:w="40" w:type="dxa"/>
               <w:left w:w="80" w:type="dxa"/>
@@ -9325,6 +9487,10 @@
         <w:tc>
           <w:tcPr>
             <w:tcW w:w="1560" w:type="dxa"/>
+            <w:tcBorders>
+              <w:top w:val="single" w:sz="12" w:space="0" w:color="auto"/>
+              <w:bottom w:val="single" w:sz="4" w:space="0" w:color="auto"/>
+            </w:tcBorders>
             <w:tcMar>
               <w:top w:w="40" w:type="dxa"/>
               <w:left w:w="80" w:type="dxa"/>
@@ -9346,6 +9512,9 @@
         <w:tc>
           <w:tcPr>
             <w:tcW w:w="2760" w:type="dxa"/>
+            <w:tcBorders>
+              <w:bottom w:val="single" w:sz="12" w:space="0" w:color="auto"/>
+            </w:tcBorders>
             <w:tcMar>
               <w:top w:w="40" w:type="dxa"/>
               <w:left w:w="80" w:type="dxa"/>
@@ -9367,6 +9536,9 @@
         <w:tc>
           <w:tcPr>
             <w:tcW w:w="1560" w:type="dxa"/>
+            <w:tcBorders>
+              <w:bottom w:val="single" w:sz="12" w:space="0" w:color="auto"/>
+            </w:tcBorders>
             <w:tcMar>
               <w:top w:w="40" w:type="dxa"/>
               <w:left w:w="80" w:type="dxa"/>
@@ -9386,6 +9558,9 @@
         <w:tc>
           <w:tcPr>
             <w:tcW w:w="1560" w:type="dxa"/>
+            <w:tcBorders>
+              <w:bottom w:val="single" w:sz="12" w:space="0" w:color="auto"/>
+            </w:tcBorders>
             <w:tcMar>
               <w:top w:w="40" w:type="dxa"/>
               <w:left w:w="80" w:type="dxa"/>
@@ -9405,6 +9580,9 @@
         <w:tc>
           <w:tcPr>
             <w:tcW w:w="1560" w:type="dxa"/>
+            <w:tcBorders>
+              <w:bottom w:val="single" w:sz="12" w:space="0" w:color="auto"/>
+            </w:tcBorders>
             <w:tcMar>
               <w:top w:w="40" w:type="dxa"/>
               <w:left w:w="80" w:type="dxa"/>
@@ -9424,6 +9602,9 @@
         <w:tc>
           <w:tcPr>
             <w:tcW w:w="1560" w:type="dxa"/>
+            <w:tcBorders>
+              <w:bottom w:val="single" w:sz="12" w:space="0" w:color="auto"/>
+            </w:tcBorders>
             <w:tcMar>
               <w:top w:w="40" w:type="dxa"/>
               <w:left w:w="80" w:type="dxa"/>
@@ -9445,6 +9626,10 @@
         <w:tc>
           <w:tcPr>
             <w:tcW w:w="2760" w:type="dxa"/>
+            <w:tcBorders>
+              <w:top w:val="single" w:sz="12" w:space="0" w:color="auto"/>
+              <w:bottom w:val="single" w:sz="4" w:space="0" w:color="auto"/>
+            </w:tcBorders>
             <w:tcMar>
               <w:top w:w="40" w:type="dxa"/>
               <w:left w:w="80" w:type="dxa"/>
@@ -9466,6 +9651,10 @@
         <w:tc>
           <w:tcPr>
             <w:tcW w:w="1560" w:type="dxa"/>
+            <w:tcBorders>
+              <w:top w:val="single" w:sz="12" w:space="0" w:color="auto"/>
+              <w:bottom w:val="single" w:sz="4" w:space="0" w:color="auto"/>
+            </w:tcBorders>
             <w:tcMar>
               <w:top w:w="40" w:type="dxa"/>
               <w:left w:w="80" w:type="dxa"/>
@@ -9485,6 +9674,10 @@
         <w:tc>
           <w:tcPr>
             <w:tcW w:w="1560" w:type="dxa"/>
+            <w:tcBorders>
+              <w:top w:val="single" w:sz="12" w:space="0" w:color="auto"/>
+              <w:bottom w:val="single" w:sz="4" w:space="0" w:color="auto"/>
+            </w:tcBorders>
             <w:tcMar>
               <w:top w:w="40" w:type="dxa"/>
               <w:left w:w="80" w:type="dxa"/>
@@ -9504,6 +9697,10 @@
         <w:tc>
           <w:tcPr>
             <w:tcW w:w="1560" w:type="dxa"/>
+            <w:tcBorders>
+              <w:top w:val="single" w:sz="12" w:space="0" w:color="auto"/>
+              <w:bottom w:val="single" w:sz="4" w:space="0" w:color="auto"/>
+            </w:tcBorders>
             <w:tcMar>
               <w:top w:w="40" w:type="dxa"/>
               <w:left w:w="80" w:type="dxa"/>
@@ -9523,6 +9720,10 @@
         <w:tc>
           <w:tcPr>
             <w:tcW w:w="1560" w:type="dxa"/>
+            <w:tcBorders>
+              <w:top w:val="single" w:sz="12" w:space="0" w:color="auto"/>
+              <w:bottom w:val="single" w:sz="4" w:space="0" w:color="auto"/>
+            </w:tcBorders>
             <w:tcMar>
               <w:top w:w="40" w:type="dxa"/>
               <w:left w:w="80" w:type="dxa"/>
@@ -9544,6 +9745,9 @@
         <w:tc>
           <w:tcPr>
             <w:tcW w:w="2760" w:type="dxa"/>
+            <w:tcBorders>
+              <w:bottom w:val="single" w:sz="12" w:space="0" w:color="auto"/>
+            </w:tcBorders>
             <w:tcMar>
               <w:top w:w="40" w:type="dxa"/>
               <w:left w:w="80" w:type="dxa"/>
@@ -9560,6 +9764,9 @@
         <w:tc>
           <w:tcPr>
             <w:tcW w:w="1560" w:type="dxa"/>
+            <w:tcBorders>
+              <w:bottom w:val="single" w:sz="12" w:space="0" w:color="auto"/>
+            </w:tcBorders>
             <w:tcMar>
               <w:top w:w="40" w:type="dxa"/>
               <w:left w:w="80" w:type="dxa"/>
@@ -9579,6 +9786,9 @@
         <w:tc>
           <w:tcPr>
             <w:tcW w:w="1560" w:type="dxa"/>
+            <w:tcBorders>
+              <w:bottom w:val="single" w:sz="12" w:space="0" w:color="auto"/>
+            </w:tcBorders>
             <w:tcMar>
               <w:top w:w="40" w:type="dxa"/>
               <w:left w:w="80" w:type="dxa"/>
@@ -9598,6 +9808,9 @@
         <w:tc>
           <w:tcPr>
             <w:tcW w:w="1560" w:type="dxa"/>
+            <w:tcBorders>
+              <w:bottom w:val="single" w:sz="12" w:space="0" w:color="auto"/>
+            </w:tcBorders>
             <w:tcMar>
               <w:top w:w="40" w:type="dxa"/>
               <w:left w:w="80" w:type="dxa"/>
@@ -9617,6 +9830,9 @@
         <w:tc>
           <w:tcPr>
             <w:tcW w:w="1560" w:type="dxa"/>
+            <w:tcBorders>
+              <w:bottom w:val="single" w:sz="12" w:space="0" w:color="auto"/>
+            </w:tcBorders>
             <w:tcMar>
               <w:top w:w="40" w:type="dxa"/>
               <w:left w:w="80" w:type="dxa"/>
@@ -9638,6 +9854,9 @@
         <w:tc>
           <w:tcPr>
             <w:tcW w:w="2760" w:type="dxa"/>
+            <w:tcBorders>
+              <w:top w:val="single" w:sz="12" w:space="0" w:color="auto"/>
+            </w:tcBorders>
             <w:tcMar>
               <w:top w:w="40" w:type="dxa"/>
               <w:left w:w="80" w:type="dxa"/>
@@ -9672,6 +9891,9 @@
         <w:tc>
           <w:tcPr>
             <w:tcW w:w="1560" w:type="dxa"/>
+            <w:tcBorders>
+              <w:top w:val="single" w:sz="12" w:space="0" w:color="auto"/>
+            </w:tcBorders>
             <w:tcMar>
               <w:top w:w="40" w:type="dxa"/>
               <w:left w:w="80" w:type="dxa"/>
@@ -9691,6 +9913,9 @@
         <w:tc>
           <w:tcPr>
             <w:tcW w:w="1560" w:type="dxa"/>
+            <w:tcBorders>
+              <w:top w:val="single" w:sz="12" w:space="0" w:color="auto"/>
+            </w:tcBorders>
             <w:tcMar>
               <w:top w:w="40" w:type="dxa"/>
               <w:left w:w="80" w:type="dxa"/>
@@ -9710,6 +9935,9 @@
         <w:tc>
           <w:tcPr>
             <w:tcW w:w="1560" w:type="dxa"/>
+            <w:tcBorders>
+              <w:top w:val="single" w:sz="12" w:space="0" w:color="auto"/>
+            </w:tcBorders>
             <w:tcMar>
               <w:top w:w="40" w:type="dxa"/>
               <w:left w:w="80" w:type="dxa"/>
@@ -9729,6 +9957,9 @@
         <w:tc>
           <w:tcPr>
             <w:tcW w:w="1560" w:type="dxa"/>
+            <w:tcBorders>
+              <w:top w:val="single" w:sz="12" w:space="0" w:color="auto"/>
+            </w:tcBorders>
             <w:tcMar>
               <w:top w:w="40" w:type="dxa"/>
               <w:left w:w="80" w:type="dxa"/>
@@ -9920,14 +10151,14 @@
         <w:rPr>
           <w:lang w:val="en-US"/>
         </w:rPr>
-        <w:t xml:space="preserve">, misclassifying a single case on the labelling set and classifying every test case correctly (F1 = 1.0). Logistic Regression is the weakest of the four. Notably, the Random Forest reproduces the heuristic's results exactly — the same cases are misclassified — indicating that its decision trees largely replicate the </w:t>
+        <w:t xml:space="preserve">, misclassifying a single case on the labelling set and classifying every test case correctly (F1 = 1.0). Logistic Regression is the weakest of the four. Notably, the Random Forest reproduces the </w:t>
       </w:r>
       <w:r>
         <w:rPr>
           <w:lang w:val="en-US"/>
         </w:rPr>
         <w:lastRenderedPageBreak/>
-        <w:t>logical heuristic rule. All models except Logistic Regression achieve 100% precision, consistent with the precision-first design goal.</w:t>
+        <w:t>heuristic's results exactly — the same cases are misclassified — indicating that its decision trees largely replicate the logical heuristic rule. All models except Logistic Regression achieve 100% precision, consistent with the precision-first design goal.</w:t>
       </w:r>
       <w:r>
         <w:rPr>
@@ -9960,7 +10191,31 @@
         <w:rPr>
           <w:lang w:val="en-US"/>
         </w:rPr>
-        <w:t xml:space="preserve"> 1 shows the main decision tree of the model: we can see that the features it </w:t>
+        <w:t xml:space="preserve"> </w:t>
+      </w:r>
+      <w:r>
+        <w:rPr>
+          <w:lang w:val="en-US"/>
+        </w:rPr>
+        <w:t>2</w:t>
+      </w:r>
+      <w:r>
+        <w:rPr>
+          <w:lang w:val="en-US"/>
+        </w:rPr>
+        <w:t xml:space="preserve"> shows the main decision tree of the </w:t>
+      </w:r>
+      <w:r>
+        <w:rPr>
+          <w:lang w:val="en-US"/>
+        </w:rPr>
+        <w:t xml:space="preserve">Gradient Boosting </w:t>
+      </w:r>
+      <w:r>
+        <w:rPr>
+          <w:lang w:val="en-US"/>
+        </w:rPr>
+        <w:t xml:space="preserve">model: we can see that the features it </w:t>
       </w:r>
       <w:proofErr w:type="gramStart"/>
       <w:r>
@@ -10010,15 +10265,76 @@
         <w:keepNext/>
         <w:spacing w:after="140"/>
         <w:jc w:val="both"/>
+        <w:rPr>
+          <w:noProof/>
+          <w:lang w:val="en-US"/>
+        </w:rPr>
       </w:pPr>
       <w:r>
         <w:rPr>
           <w:noProof/>
         </w:rPr>
         <w:drawing>
-          <wp:inline distT="0" distB="0" distL="0" distR="0" wp14:anchorId="2DA23AF0" wp14:editId="196C4485">
-            <wp:extent cx="3530379" cy="3164619"/>
+          <wp:inline distT="0" distB="0" distL="0" distR="0" wp14:anchorId="1F6B79C0" wp14:editId="792A7B1C">
+            <wp:extent cx="2802954" cy="2369488"/>
             <wp:effectExtent l="0" t="0" r="0" b="0"/>
+            <wp:docPr id="2033837687" name="Imagen 2"/>
+            <wp:cNvGraphicFramePr>
+              <a:graphicFrameLocks xmlns:a="http://schemas.openxmlformats.org/drawingml/2006/main" noChangeAspect="1"/>
+            </wp:cNvGraphicFramePr>
+            <a:graphic xmlns:a="http://schemas.openxmlformats.org/drawingml/2006/main">
+              <a:graphicData uri="http://schemas.openxmlformats.org/drawingml/2006/picture">
+                <pic:pic xmlns:pic="http://schemas.openxmlformats.org/drawingml/2006/picture">
+                  <pic:nvPicPr>
+                    <pic:cNvPr id="0" name="Picture 3"/>
+                    <pic:cNvPicPr>
+                      <a:picLocks noChangeAspect="1" noChangeArrowheads="1"/>
+                    </pic:cNvPicPr>
+                  </pic:nvPicPr>
+                  <pic:blipFill>
+                    <a:blip r:embed="rId8">
+                      <a:extLst>
+                        <a:ext uri="{28A0092B-C50C-407E-A947-70E740481C1C}">
+                          <a14:useLocalDpi xmlns:a14="http://schemas.microsoft.com/office/drawing/2010/main" val="0"/>
+                        </a:ext>
+                      </a:extLst>
+                    </a:blip>
+                    <a:srcRect/>
+                    <a:stretch>
+                      <a:fillRect/>
+                    </a:stretch>
+                  </pic:blipFill>
+                  <pic:spPr bwMode="auto">
+                    <a:xfrm>
+                      <a:off x="0" y="0"/>
+                      <a:ext cx="2825511" cy="2388556"/>
+                    </a:xfrm>
+                    <a:prstGeom prst="rect">
+                      <a:avLst/>
+                    </a:prstGeom>
+                    <a:noFill/>
+                  </pic:spPr>
+                </pic:pic>
+              </a:graphicData>
+            </a:graphic>
+          </wp:inline>
+        </w:drawing>
+      </w:r>
+      <w:r>
+        <w:rPr>
+          <w:noProof/>
+          <w:lang w:val="en-US"/>
+        </w:rPr>
+        <w:t xml:space="preserve">    </w:t>
+      </w:r>
+      <w:r>
+        <w:rPr>
+          <w:noProof/>
+        </w:rPr>
+        <w:drawing>
+          <wp:inline distT="0" distB="0" distL="0" distR="0" wp14:anchorId="2DA23AF0" wp14:editId="48D28A1A">
+            <wp:extent cx="3024773" cy="2711395"/>
+            <wp:effectExtent l="0" t="0" r="4445" b="0"/>
             <wp:docPr id="450032455" name="Imagen 2"/>
             <wp:cNvGraphicFramePr>
               <a:graphicFrameLocks xmlns:a="http://schemas.openxmlformats.org/drawingml/2006/main" noChangeAspect="1"/>
@@ -10033,7 +10349,7 @@
                     </pic:cNvPicPr>
                   </pic:nvPicPr>
                   <pic:blipFill rotWithShape="1">
-                    <a:blip r:embed="rId8">
+                    <a:blip r:embed="rId9">
                       <a:extLst>
                         <a:ext uri="{28A0092B-C50C-407E-A947-70E740481C1C}">
                           <a14:useLocalDpi xmlns:a14="http://schemas.microsoft.com/office/drawing/2010/main" val="0"/>
@@ -10048,7 +10364,7 @@
                   <pic:spPr bwMode="auto">
                     <a:xfrm>
                       <a:off x="0" y="0"/>
-                      <a:ext cx="3531166" cy="3165324"/>
+                      <a:ext cx="3033763" cy="2719454"/>
                     </a:xfrm>
                     <a:prstGeom prst="rect">
                       <a:avLst/>
@@ -10069,10 +10385,20 @@
           </wp:inline>
         </w:drawing>
       </w:r>
+      <w:r>
+        <w:rPr>
+          <w:noProof/>
+          <w:lang w:val="en-US"/>
+        </w:rPr>
+        <w:t xml:space="preserve">    </w:t>
+      </w:r>
     </w:p>
     <w:p>
       <w:pPr>
         <w:pStyle w:val="Descripcin"/>
+        <w:tabs>
+          <w:tab w:val="left" w:pos="4962"/>
+        </w:tabs>
         <w:jc w:val="both"/>
         <w:rPr>
           <w:lang w:val="en-US"/>
@@ -10117,18 +10443,65 @@
         <w:rPr>
           <w:lang w:val="en-US"/>
         </w:rPr>
-        <w:t>XGBoost's</w:t>
+        <w:t>Precission</w:t>
       </w:r>
       <w:proofErr w:type="spellEnd"/>
       <w:r>
         <w:rPr>
           <w:lang w:val="en-US"/>
         </w:rPr>
+        <w:t xml:space="preserve"> vs Recall in heuristic model</w:t>
+      </w:r>
+      <w:r>
+        <w:rPr>
+          <w:lang w:val="en-US"/>
+        </w:rPr>
+        <w:tab/>
+      </w:r>
+      <w:r>
+        <w:rPr>
+          <w:lang w:val="en-US"/>
+        </w:rPr>
+        <w:t xml:space="preserve">Fig. </w:t>
+      </w:r>
+      <w:r>
+        <w:rPr>
+          <w:lang w:val="en-US"/>
+        </w:rPr>
+        <w:t>2</w:t>
+      </w:r>
+      <w:r>
+        <w:rPr>
+          <w:lang w:val="en-US"/>
+        </w:rPr>
+        <w:t xml:space="preserve"> </w:t>
+      </w:r>
+      <w:r>
+        <w:rPr>
+          <w:lang w:val="en-US"/>
+        </w:rPr>
+        <w:t>Gradient Boosting</w:t>
+      </w:r>
+      <w:r>
+        <w:rPr>
+          <w:lang w:val="en-US"/>
+        </w:rPr>
         <w:t xml:space="preserve"> main decision tree</w:t>
+      </w:r>
+      <w:r>
+        <w:rPr>
+          <w:lang w:val="en-US"/>
+        </w:rPr>
+        <w:t xml:space="preserve"> </w:t>
       </w:r>
     </w:p>
     <w:p>
       <w:pPr>
+        <w:pStyle w:val="Descripcin"/>
+        <w:tabs>
+          <w:tab w:val="left" w:pos="4962"/>
+        </w:tabs>
+        <w:jc w:val="both"/>
         <w:rPr>
           <w:lang w:val="en-US"/>
         </w:rPr>
@@ -10276,7 +10649,35 @@
         <w:rPr>
           <w:lang w:val="en-US"/>
         </w:rPr>
-        <w:t xml:space="preserve"> were processed, of whom 128 (1.43%) could be linked to a </w:t>
+        <w:t xml:space="preserve"> were processed, of whom </w:t>
+      </w:r>
+      <w:r>
+        <w:rPr>
+          <w:b/>
+          <w:bCs/>
+          <w:lang w:val="en-US"/>
+        </w:rPr>
+        <w:t>128</w:t>
+      </w:r>
+      <w:r>
+        <w:rPr>
+          <w:lang w:val="en-US"/>
+        </w:rPr>
+        <w:t xml:space="preserve"> (</w:t>
+      </w:r>
+      <w:r>
+        <w:rPr>
+          <w:b/>
+          <w:bCs/>
+          <w:lang w:val="en-US"/>
+        </w:rPr>
+        <w:t>1.43%</w:t>
+      </w:r>
+      <w:r>
+        <w:rPr>
+          <w:lang w:val="en-US"/>
+        </w:rPr>
+        <w:t xml:space="preserve">) could be linked to a </w:t>
       </w:r>
       <w:proofErr w:type="spellStart"/>
       <w:r>
@@ -10294,7 +10695,7 @@
       </w:r>
     </w:p>
     <w:sectPr>
-      <w:footerReference w:type="default" r:id="rId9"/>
+      <w:footerReference w:type="default" r:id="rId10"/>
       <w:pgSz w:w="12240" w:h="15840"/>
       <w:pgMar w:top="1440" w:right="1440" w:bottom="1440" w:left="1440" w:header="708" w:footer="708" w:gutter="0"/>
       <w:cols w:space="720"/>
